--- a/docs/templates/styles/word.master-template.docx
+++ b/docs/templates/styles/word.master-template.docx
@@ -374,6 +374,233 @@
     </w:lvl>
   </w:abstractNum>
   <w:abstractNum w:abstractNumId="10" w15:restartNumberingAfterBreak="0">
+    <w:nsid w:val="136957B0"/>
+    <w:multiLevelType w:val="multilevel"/>
+    <w:tmpl w:val="0430FC3A"/>
+    <w:lvl w:ilvl="0">
+      <w:start w:val="1"/>
+      <w:numFmt w:val="decimal"/>
+      <w:lvlText w:val="%1"/>
+      <w:lvlJc w:val="left"/>
+      <w:pPr>
+        <w:ind w:left="425" w:hanging="425"/>
+      </w:pPr>
+      <w:rPr>
+        <w:rFonts w:hint="eastAsia"/>
+      </w:rPr>
+    </w:lvl>
+    <w:lvl w:ilvl="1">
+      <w:start w:val="1"/>
+      <w:numFmt w:val="decimal"/>
+      <w:lvlText w:val="%1.%2"/>
+      <w:lvlJc w:val="left"/>
+      <w:pPr>
+        <w:ind w:left="992" w:hanging="567"/>
+      </w:pPr>
+      <w:rPr>
+        <w:rFonts w:hint="eastAsia"/>
+      </w:rPr>
+    </w:lvl>
+    <w:lvl w:ilvl="2">
+      <w:start w:val="1"/>
+      <w:numFmt w:val="decimal"/>
+      <w:lvlText w:val="%1.%2.%3"/>
+      <w:lvlJc w:val="left"/>
+      <w:pPr>
+        <w:ind w:left="1418" w:hanging="567"/>
+      </w:pPr>
+      <w:rPr>
+        <w:rFonts w:hint="eastAsia"/>
+      </w:rPr>
+    </w:lvl>
+    <w:lvl w:ilvl="3">
+      <w:start w:val="1"/>
+      <w:numFmt w:val="decimal"/>
+      <w:lvlText w:val="%1.%2.%3.%4"/>
+      <w:lvlJc w:val="left"/>
+      <w:pPr>
+        <w:ind w:left="1984" w:hanging="708"/>
+      </w:pPr>
+      <w:rPr>
+        <w:rFonts w:hint="eastAsia"/>
+      </w:rPr>
+    </w:lvl>
+    <w:lvl w:ilvl="4">
+      <w:start w:val="1"/>
+      <w:numFmt w:val="decimal"/>
+      <w:lvlText w:val="%1.%2.%3.%4.%5"/>
+      <w:lvlJc w:val="left"/>
+      <w:pPr>
+        <w:ind w:left="2551" w:hanging="850"/>
+      </w:pPr>
+      <w:rPr>
+        <w:rFonts w:hint="eastAsia"/>
+      </w:rPr>
+    </w:lvl>
+    <w:lvl w:ilvl="5">
+      <w:start w:val="1"/>
+      <w:numFmt w:val="decimal"/>
+      <w:lvlText w:val="%1.%2.%3.%4.%5.%6"/>
+      <w:lvlJc w:val="left"/>
+      <w:pPr>
+        <w:ind w:left="3260" w:hanging="1134"/>
+      </w:pPr>
+      <w:rPr>
+        <w:rFonts w:hint="eastAsia"/>
+      </w:rPr>
+    </w:lvl>
+    <w:lvl w:ilvl="6">
+      <w:start w:val="1"/>
+      <w:numFmt w:val="decimal"/>
+      <w:pStyle w:val="7"/>
+      <w:lvlText w:val="%1.%2.%3.%4.%5.%6.%7"/>
+      <w:lvlJc w:val="left"/>
+      <w:pPr>
+        <w:ind w:left="3827" w:hanging="1276"/>
+      </w:pPr>
+      <w:rPr>
+        <w:rFonts w:hint="eastAsia"/>
+      </w:rPr>
+    </w:lvl>
+    <w:lvl w:ilvl="7">
+      <w:start w:val="1"/>
+      <w:numFmt w:val="decimal"/>
+      <w:lvlText w:val="%1.%2.%3.%4.%5.%6.%7.%8"/>
+      <w:lvlJc w:val="left"/>
+      <w:pPr>
+        <w:ind w:left="4394" w:hanging="1418"/>
+      </w:pPr>
+      <w:rPr>
+        <w:rFonts w:hint="eastAsia"/>
+      </w:rPr>
+    </w:lvl>
+    <w:lvl w:ilvl="8">
+      <w:start w:val="1"/>
+      <w:numFmt w:val="decimal"/>
+      <w:lvlText w:val="%1.%2.%3.%4.%5.%6.%7.%8.%9"/>
+      <w:lvlJc w:val="left"/>
+      <w:pPr>
+        <w:ind w:left="5102" w:hanging="1700"/>
+      </w:pPr>
+      <w:rPr>
+        <w:rFonts w:hint="eastAsia"/>
+      </w:rPr>
+    </w:lvl>
+  </w:abstractNum>
+  <w:abstractNum w:abstractNumId="11" w15:restartNumberingAfterBreak="0">
+    <w:nsid w:val="1ECA63D3"/>
+    <w:multiLevelType w:val="multilevel"/>
+    <w:tmpl w:val="AD787456"/>
+    <w:lvl w:ilvl="0">
+      <w:start w:val="1"/>
+      <w:numFmt w:val="decimal"/>
+      <w:lvlText w:val="%1"/>
+      <w:lvlJc w:val="left"/>
+      <w:pPr>
+        <w:ind w:left="425" w:hanging="425"/>
+      </w:pPr>
+      <w:rPr>
+        <w:rFonts w:hint="eastAsia"/>
+      </w:rPr>
+    </w:lvl>
+    <w:lvl w:ilvl="1">
+      <w:start w:val="1"/>
+      <w:numFmt w:val="decimal"/>
+      <w:lvlText w:val="%1.%2"/>
+      <w:lvlJc w:val="left"/>
+      <w:pPr>
+        <w:ind w:left="992" w:hanging="567"/>
+      </w:pPr>
+      <w:rPr>
+        <w:rFonts w:hint="eastAsia"/>
+      </w:rPr>
+    </w:lvl>
+    <w:lvl w:ilvl="2">
+      <w:start w:val="1"/>
+      <w:numFmt w:val="decimal"/>
+      <w:lvlText w:val="%1.%2.%3"/>
+      <w:lvlJc w:val="left"/>
+      <w:pPr>
+        <w:ind w:left="1418" w:hanging="567"/>
+      </w:pPr>
+      <w:rPr>
+        <w:rFonts w:hint="eastAsia"/>
+      </w:rPr>
+    </w:lvl>
+    <w:lvl w:ilvl="3">
+      <w:start w:val="1"/>
+      <w:numFmt w:val="decimal"/>
+      <w:lvlText w:val="%1.%2.%3.%4"/>
+      <w:lvlJc w:val="left"/>
+      <w:pPr>
+        <w:ind w:left="1984" w:hanging="708"/>
+      </w:pPr>
+      <w:rPr>
+        <w:rFonts w:hint="eastAsia"/>
+      </w:rPr>
+    </w:lvl>
+    <w:lvl w:ilvl="4">
+      <w:start w:val="1"/>
+      <w:numFmt w:val="decimal"/>
+      <w:lvlText w:val="%1.%2.%3.%4.%5"/>
+      <w:lvlJc w:val="left"/>
+      <w:pPr>
+        <w:ind w:left="2551" w:hanging="850"/>
+      </w:pPr>
+      <w:rPr>
+        <w:rFonts w:hint="eastAsia"/>
+      </w:rPr>
+    </w:lvl>
+    <w:lvl w:ilvl="5">
+      <w:start w:val="1"/>
+      <w:numFmt w:val="decimal"/>
+      <w:lvlText w:val="%1.%2.%3.%4.%5.%6"/>
+      <w:lvlJc w:val="left"/>
+      <w:pPr>
+        <w:ind w:left="2835" w:hanging="1021"/>
+      </w:pPr>
+      <w:rPr>
+        <w:rFonts w:hint="eastAsia"/>
+      </w:rPr>
+    </w:lvl>
+    <w:lvl w:ilvl="6">
+      <w:start w:val="1"/>
+      <w:numFmt w:val="decimal"/>
+      <w:lvlText w:val="%1.%2.%3.%4.%5.%6.%7"/>
+      <w:lvlJc w:val="left"/>
+      <w:pPr>
+        <w:ind w:left="3119" w:hanging="1134"/>
+      </w:pPr>
+      <w:rPr>
+        <w:rFonts w:hint="eastAsia"/>
+      </w:rPr>
+    </w:lvl>
+    <w:lvl w:ilvl="7">
+      <w:start w:val="1"/>
+      <w:numFmt w:val="decimal"/>
+      <w:lvlText w:val="%1.%2.%3.%4.%5.%6.%7.%8"/>
+      <w:lvlJc w:val="left"/>
+      <w:pPr>
+        <w:ind w:left="4394" w:hanging="1418"/>
+      </w:pPr>
+      <w:rPr>
+        <w:rFonts w:hint="eastAsia"/>
+      </w:rPr>
+    </w:lvl>
+    <w:lvl w:ilvl="8">
+      <w:start w:val="1"/>
+      <w:numFmt w:val="decimal"/>
+      <w:lvlText w:val="%1.%2.%3.%4.%5.%6.%7.%8.%9"/>
+      <w:lvlJc w:val="left"/>
+      <w:pPr>
+        <w:ind w:left="5102" w:hanging="1700"/>
+      </w:pPr>
+      <w:rPr>
+        <w:rFonts w:hint="eastAsia"/>
+      </w:rPr>
+    </w:lvl>
+  </w:abstractNum>
+  <w:abstractNum w:abstractNumId="12" w15:restartNumberingAfterBreak="0">
     <w:nsid w:val="350836A9"/>
     <w:multiLevelType w:val="hybridMultilevel"/>
     <w:tmpl w:val="D1F426FA"/>
@@ -462,7 +689,7 @@
       </w:pPr>
     </w:lvl>
   </w:abstractNum>
-  <w:abstractNum w:abstractNumId="11" w15:restartNumberingAfterBreak="0">
+  <w:abstractNum w:abstractNumId="13" w15:restartNumberingAfterBreak="0">
     <w:nsid w:val="362C02E7"/>
     <w:multiLevelType w:val="multilevel"/>
     <w:tmpl w:val="B4883924"/>
@@ -575,7 +802,7 @@
       </w:rPr>
     </w:lvl>
   </w:abstractNum>
-  <w:abstractNum w:abstractNumId="12" w15:restartNumberingAfterBreak="0">
+  <w:abstractNum w:abstractNumId="14" w15:restartNumberingAfterBreak="0">
     <w:nsid w:val="42597F58"/>
     <w:multiLevelType w:val="multilevel"/>
     <w:tmpl w:val="CED41152"/>
@@ -688,7 +915,7 @@
       </w:rPr>
     </w:lvl>
   </w:abstractNum>
-  <w:abstractNum w:abstractNumId="13" w15:restartNumberingAfterBreak="0">
+  <w:abstractNum w:abstractNumId="15" w15:restartNumberingAfterBreak="0">
     <w:nsid w:val="4EF309E2"/>
     <w:multiLevelType w:val="multilevel"/>
     <w:tmpl w:val="9246FA8E"/>
@@ -801,7 +1028,121 @@
       </w:rPr>
     </w:lvl>
   </w:abstractNum>
-  <w:abstractNum w:abstractNumId="14" w15:restartNumberingAfterBreak="0">
+  <w:abstractNum w:abstractNumId="16" w15:restartNumberingAfterBreak="0">
+    <w:nsid w:val="61FC5C4D"/>
+    <w:multiLevelType w:val="multilevel"/>
+    <w:tmpl w:val="26D2996C"/>
+    <w:lvl w:ilvl="0">
+      <w:start w:val="1"/>
+      <w:numFmt w:val="decimal"/>
+      <w:lvlText w:val="%1"/>
+      <w:lvlJc w:val="left"/>
+      <w:pPr>
+        <w:ind w:left="425" w:hanging="425"/>
+      </w:pPr>
+      <w:rPr>
+        <w:rFonts w:hint="eastAsia"/>
+      </w:rPr>
+    </w:lvl>
+    <w:lvl w:ilvl="1">
+      <w:start w:val="1"/>
+      <w:numFmt w:val="decimal"/>
+      <w:lvlText w:val="%1.%2"/>
+      <w:lvlJc w:val="left"/>
+      <w:pPr>
+        <w:ind w:left="992" w:hanging="567"/>
+      </w:pPr>
+      <w:rPr>
+        <w:rFonts w:hint="eastAsia"/>
+      </w:rPr>
+    </w:lvl>
+    <w:lvl w:ilvl="2">
+      <w:start w:val="1"/>
+      <w:numFmt w:val="decimal"/>
+      <w:lvlText w:val="%1.%2.%3"/>
+      <w:lvlJc w:val="left"/>
+      <w:pPr>
+        <w:ind w:left="1418" w:hanging="567"/>
+      </w:pPr>
+      <w:rPr>
+        <w:rFonts w:hint="eastAsia"/>
+      </w:rPr>
+    </w:lvl>
+    <w:lvl w:ilvl="3">
+      <w:start w:val="1"/>
+      <w:numFmt w:val="decimal"/>
+      <w:lvlText w:val="%1.%2.%3.%4"/>
+      <w:lvlJc w:val="left"/>
+      <w:pPr>
+        <w:ind w:left="1984" w:hanging="708"/>
+      </w:pPr>
+      <w:rPr>
+        <w:rFonts w:hint="eastAsia"/>
+      </w:rPr>
+    </w:lvl>
+    <w:lvl w:ilvl="4">
+      <w:start w:val="1"/>
+      <w:numFmt w:val="decimal"/>
+      <w:lvlText w:val="%1.%2.%3.%4.%5"/>
+      <w:lvlJc w:val="left"/>
+      <w:pPr>
+        <w:ind w:left="2551" w:hanging="850"/>
+      </w:pPr>
+      <w:rPr>
+        <w:rFonts w:hint="eastAsia"/>
+      </w:rPr>
+    </w:lvl>
+    <w:lvl w:ilvl="5">
+      <w:start w:val="1"/>
+      <w:numFmt w:val="decimal"/>
+      <w:pStyle w:val="6"/>
+      <w:lvlText w:val="%1.%2.%3.%4.%5.%6"/>
+      <w:lvlJc w:val="left"/>
+      <w:pPr>
+        <w:ind w:left="3260" w:hanging="1134"/>
+      </w:pPr>
+      <w:rPr>
+        <w:rFonts w:hint="eastAsia"/>
+      </w:rPr>
+    </w:lvl>
+    <w:lvl w:ilvl="6">
+      <w:start w:val="1"/>
+      <w:numFmt w:val="decimal"/>
+      <w:lvlText w:val="%1.%2.%3.%4.%5.%6.%7"/>
+      <w:lvlJc w:val="left"/>
+      <w:pPr>
+        <w:ind w:left="3827" w:hanging="1276"/>
+      </w:pPr>
+      <w:rPr>
+        <w:rFonts w:hint="eastAsia"/>
+      </w:rPr>
+    </w:lvl>
+    <w:lvl w:ilvl="7">
+      <w:start w:val="1"/>
+      <w:numFmt w:val="decimal"/>
+      <w:lvlText w:val="%1.%2.%3.%4.%5.%6.%7.%8"/>
+      <w:lvlJc w:val="left"/>
+      <w:pPr>
+        <w:ind w:left="4394" w:hanging="1418"/>
+      </w:pPr>
+      <w:rPr>
+        <w:rFonts w:hint="eastAsia"/>
+      </w:rPr>
+    </w:lvl>
+    <w:lvl w:ilvl="8">
+      <w:start w:val="1"/>
+      <w:numFmt w:val="decimal"/>
+      <w:lvlText w:val="%1.%2.%3.%4.%5.%6.%7.%8.%9"/>
+      <w:lvlJc w:val="left"/>
+      <w:pPr>
+        <w:ind w:left="5102" w:hanging="1700"/>
+      </w:pPr>
+      <w:rPr>
+        <w:rFonts w:hint="eastAsia"/>
+      </w:rPr>
+    </w:lvl>
+  </w:abstractNum>
+  <w:abstractNum w:abstractNumId="17" w15:restartNumberingAfterBreak="0">
     <w:nsid w:val="76364EAA"/>
     <w:multiLevelType w:val="hybridMultilevel"/>
     <w:tmpl w:val="F5D0B764"/>
@@ -918,19 +1259,19 @@
     <w:abstractNumId w:val="0"/>
   </w:num>
   <w:num w:numId="10" w16cid:durableId="2078283224">
-    <w:abstractNumId w:val="10"/>
+    <w:abstractNumId w:val="12"/>
   </w:num>
   <w:num w:numId="11" w16cid:durableId="709695445">
-    <w:abstractNumId w:val="14"/>
+    <w:abstractNumId w:val="17"/>
   </w:num>
   <w:num w:numId="12" w16cid:durableId="279919484">
-    <w:abstractNumId w:val="11"/>
+    <w:abstractNumId w:val="13"/>
   </w:num>
   <w:num w:numId="13" w16cid:durableId="2050372909">
-    <w:abstractNumId w:val="13"/>
+    <w:abstractNumId w:val="15"/>
   </w:num>
   <w:num w:numId="14" w16cid:durableId="432092271">
-    <w:abstractNumId w:val="12"/>
+    <w:abstractNumId w:val="14"/>
   </w:num>
   <w:num w:numId="15" w16cid:durableId="1489204405">
     <w:abstractNumId w:val="9"/>
@@ -1068,6 +1409,45 @@
         </w:rPr>
       </w:lvl>
     </w:lvlOverride>
+  </w:num>
+  <w:num w:numId="17" w16cid:durableId="858861292">
+    <w:abstractNumId w:val="16"/>
+  </w:num>
+  <w:num w:numId="18" w16cid:durableId="1170175664">
+    <w:abstractNumId w:val="16"/>
+    <w:lvlOverride w:ilvl="0">
+      <w:startOverride w:val="1"/>
+    </w:lvlOverride>
+    <w:lvlOverride w:ilvl="1">
+      <w:startOverride w:val="1"/>
+    </w:lvlOverride>
+    <w:lvlOverride w:ilvl="2">
+      <w:startOverride w:val="1"/>
+    </w:lvlOverride>
+    <w:lvlOverride w:ilvl="3">
+      <w:startOverride w:val="1"/>
+    </w:lvlOverride>
+    <w:lvlOverride w:ilvl="4">
+      <w:startOverride w:val="1"/>
+    </w:lvlOverride>
+    <w:lvlOverride w:ilvl="5">
+      <w:startOverride w:val="1"/>
+    </w:lvlOverride>
+    <w:lvlOverride w:ilvl="6">
+      <w:startOverride w:val="1"/>
+    </w:lvlOverride>
+    <w:lvlOverride w:ilvl="7">
+      <w:startOverride w:val="1"/>
+    </w:lvlOverride>
+    <w:lvlOverride w:ilvl="8">
+      <w:startOverride w:val="1"/>
+    </w:lvlOverride>
+  </w:num>
+  <w:num w:numId="19" w16cid:durableId="1895503242">
+    <w:abstractNumId w:val="10"/>
+  </w:num>
+  <w:num w:numId="20" w16cid:durableId="1402362913">
+    <w:abstractNumId w:val="11"/>
   </w:num>
 </w:numbering>
 </file>
@@ -1606,18 +1986,21 @@
     <w:uiPriority w:val="9"/>
     <w:unhideWhenUsed/>
     <w:qFormat/>
-    <w:rsid w:val="00FC693F"/>
+    <w:rsid w:val="006B6B04"/>
     <w:pPr>
       <w:keepNext/>
       <w:keepLines/>
+      <w:numPr>
+        <w:ilvl w:val="5"/>
+        <w:numId w:val="17"/>
+      </w:numPr>
       <w:spacing w:before="200" w:after="0"/>
       <w:outlineLvl w:val="5"/>
     </w:pPr>
     <w:rPr>
-      <w:rFonts w:asciiTheme="majorHAnsi" w:eastAsiaTheme="majorEastAsia" w:hAnsiTheme="majorHAnsi" w:cstheme="majorBidi"/>
       <w:i/>
       <w:iCs/>
-      <w:color w:val="243F60" w:themeColor="accent1" w:themeShade="7F"/>
+      <w:color w:val="000000" w:themeColor="text1"/>
     </w:rPr>
   </w:style>
   <w:style w:type="paragraph" w:styleId="7">
@@ -1629,15 +2012,18 @@
     <w:semiHidden/>
     <w:unhideWhenUsed/>
     <w:qFormat/>
-    <w:rsid w:val="00FC693F"/>
+    <w:rsid w:val="006B6B04"/>
     <w:pPr>
       <w:keepNext/>
       <w:keepLines/>
+      <w:numPr>
+        <w:ilvl w:val="6"/>
+        <w:numId w:val="19"/>
+      </w:numPr>
       <w:spacing w:before="200" w:after="0"/>
       <w:outlineLvl w:val="6"/>
     </w:pPr>
     <w:rPr>
-      <w:rFonts w:asciiTheme="majorHAnsi" w:eastAsiaTheme="majorEastAsia" w:hAnsiTheme="majorHAnsi" w:cstheme="majorBidi"/>
       <w:i/>
       <w:iCs/>
       <w:color w:val="404040" w:themeColor="text1" w:themeTint="BF"/>
@@ -2205,12 +2591,12 @@
     <w:basedOn w:val="a2"/>
     <w:link w:val="6"/>
     <w:uiPriority w:val="9"/>
-    <w:rsid w:val="00FC693F"/>
+    <w:rsid w:val="006B6B04"/>
     <w:rPr>
-      <w:rFonts w:asciiTheme="majorHAnsi" w:eastAsiaTheme="majorEastAsia" w:hAnsiTheme="majorHAnsi" w:cstheme="majorBidi"/>
+      <w:rFonts w:ascii="微软雅黑" w:eastAsia="微软雅黑" w:hAnsi="微软雅黑" w:cs="微软雅黑"/>
       <w:i/>
       <w:iCs/>
-      <w:color w:val="243F60" w:themeColor="accent1" w:themeShade="7F"/>
+      <w:color w:val="000000" w:themeColor="text1"/>
     </w:rPr>
   </w:style>
   <w:style w:type="character" w:customStyle="1" w:styleId="70">
@@ -2219,9 +2605,9 @@
     <w:link w:val="7"/>
     <w:uiPriority w:val="9"/>
     <w:semiHidden/>
-    <w:rsid w:val="00FC693F"/>
+    <w:rsid w:val="006B6B04"/>
     <w:rPr>
-      <w:rFonts w:asciiTheme="majorHAnsi" w:eastAsiaTheme="majorEastAsia" w:hAnsiTheme="majorHAnsi" w:cstheme="majorBidi"/>
+      <w:rFonts w:ascii="微软雅黑" w:eastAsia="微软雅黑" w:hAnsi="微软雅黑" w:cs="微软雅黑"/>
       <w:i/>
       <w:iCs/>
       <w:color w:val="404040" w:themeColor="text1" w:themeTint="BF"/>
